--- a/Files/02 - Shemos/06 - Mishpatim/5784/Mishpatim 5784 (2)/Mishpatim (2)  5784.docx
+++ b/Files/02 - Shemos/06 - Mishpatim/5784/Mishpatim 5784 (2)/Mishpatim (2)  5784.docx
@@ -586,29 +586,41 @@
         <w:rPr>
           <w:rFonts w:ascii="Times New Roman" w:hAnsi="Times New Roman" w:cs="Times New Roman"/>
         </w:rPr>
-        <w:t xml:space="preserve"> R’ Moshe Kormornick in his sefer Short Vort (vol. 1)</w:t>
-      </w:r>
-      <w:r>
-        <w:rPr>
-          <w:rFonts w:ascii="Times New Roman" w:hAnsi="Times New Roman" w:cs="Times New Roman"/>
-        </w:rPr>
-        <w:t xml:space="preserve"> </w:t>
-      </w:r>
-      <w:r>
-        <w:rPr>
-          <w:rFonts w:ascii="Times New Roman" w:hAnsi="Times New Roman" w:cs="Times New Roman"/>
-        </w:rPr>
-        <w:t xml:space="preserve">points out that </w:t>
-      </w:r>
-      <w:r>
-        <w:rPr>
-          <w:rFonts w:ascii="Times New Roman" w:hAnsi="Times New Roman" w:cs="Times New Roman"/>
-        </w:rPr>
-        <w:t xml:space="preserve"> </w:t>
-      </w:r>
-      <w:r>
-        <w:rPr>
-          <w:rFonts w:ascii="Times New Roman" w:hAnsi="Times New Roman" w:cs="Times New Roman" w:hint="cs"/>
+        <w:t xml:space="preserve"> R</w:t>
+      </w:r>
+      <w:r>
+        <w:rPr>
+          <w:rFonts w:ascii="Times New Roman" w:hAnsi="Times New Roman" w:cs="Times New Roman"/>
+        </w:rPr>
+        <w:t>’</w:t>
+      </w:r>
+      <w:r>
+        <w:rPr>
+          <w:rFonts w:ascii="Times New Roman" w:hAnsi="Times New Roman" w:cs="Times New Roman"/>
+        </w:rPr>
+        <w:t xml:space="preserve"> Moshe Kormornick in his sefer Short Vort (vol. 1)</w:t>
+      </w:r>
+      <w:r>
+        <w:rPr>
+          <w:rFonts w:ascii="Times New Roman" w:hAnsi="Times New Roman" w:cs="Times New Roman"/>
+        </w:rPr>
+        <w:t xml:space="preserve"> </w:t>
+      </w:r>
+      <w:r>
+        <w:rPr>
+          <w:rFonts w:ascii="Times New Roman" w:hAnsi="Times New Roman" w:cs="Times New Roman"/>
+        </w:rPr>
+        <w:t xml:space="preserve">points out </w:t>
+      </w:r>
+      <w:r>
+        <w:rPr>
+          <w:rFonts w:ascii="Times New Roman" w:hAnsi="Times New Roman" w:cs="Times New Roman"/>
+        </w:rPr>
+        <w:t xml:space="preserve">that </w:t>
+      </w:r>
+      <w:r>
+        <w:rPr>
+          <w:rFonts w:ascii="Times New Roman" w:hAnsi="Times New Roman" w:cs="Times New Roman"/>
           <w:rtl/>
         </w:rPr>
         <w:t>משה</w:t>
@@ -725,7 +737,13 @@
         <w:rPr>
           <w:rFonts w:ascii="Times New Roman" w:hAnsi="Times New Roman" w:cs="Times New Roman"/>
         </w:rPr>
-        <w:t xml:space="preserve"> abandoned him like the </w:t>
+        <w:t xml:space="preserve"> abandon</w:t>
+      </w:r>
+      <w:r>
+        <w:rPr>
+          <w:rFonts w:ascii="Times New Roman" w:hAnsi="Times New Roman" w:cs="Times New Roman"/>
+        </w:rPr>
+        <w:t xml:space="preserve"> him like the </w:t>
       </w:r>
       <w:r>
         <w:rPr>
